--- a/chronos/public/ktp-sem1.docx
+++ b/chronos/public/ktp-sem1.docx
@@ -39,7 +39,7 @@
         <w:jc w:val="right"/>
       </w:pPr>
       <w:r>
-        <w:t>«___» _____________ 20___ р.</w:t>
+        <w:t>«___» вересень {yearStart} р.</w:t>
       </w:r>
     </w:p>
     <w:p>
@@ -61,7 +61,7 @@
         <w:jc w:val="right"/>
       </w:pPr>
       <w:r>
-        <w:t>Директор ________________________________ (назва закладу освіти)</w:t>
+        <w:t>Директор {school}</w:t>
       </w:r>
     </w:p>
     <w:p>
@@ -79,7 +79,7 @@
         <w:jc w:val="right"/>
       </w:pPr>
       <w:r>
-        <w:t>«___» _____________ 20___ р.</w:t>
+        <w:t>«___» вересень {yearStart} р.</w:t>
       </w:r>
     </w:p>
     <w:p>
@@ -415,6 +415,9 @@
             <w:vAlign w:val="center"/>
           </w:tcPr>
           <w:p>
+            <w:pPr>
+              <w:jc w:val="center"/>
+            </w:pPr>
             <w:r>
               <w:t>{#rows}{num}</w:t>
             </w:r>
@@ -426,6 +429,9 @@
             <w:vAlign w:val="center"/>
           </w:tcPr>
           <w:p>
+            <w:pPr>
+              <w:jc w:val="center"/>
+            </w:pPr>
             <w:r>
               <w:t>{date}</w:t>
             </w:r>
@@ -437,6 +443,9 @@
             <w:vAlign w:val="center"/>
           </w:tcPr>
           <w:p>
+            <w:pPr>
+              <w:jc w:val="center"/>
+            </w:pPr>
             <w:r>
               <w:t xml:space="preserve"> </w:t>
             </w:r>
@@ -448,6 +457,9 @@
             <w:vAlign w:val="center"/>
           </w:tcPr>
           <w:p>
+            <w:pPr>
+              <w:jc w:val="center"/>
+            </w:pPr>
             <w:r>
               <w:t>{hours}</w:t>
             </w:r>
@@ -459,6 +471,9 @@
             <w:vAlign w:val="center"/>
           </w:tcPr>
           <w:p>
+            <w:pPr>
+              <w:jc w:val="center"/>
+            </w:pPr>
             <w:r>
               <w:t>{/rows}</w:t>
             </w:r>
@@ -479,7 +494,7 @@
         <w:spacing w:after="20"/>
       </w:pPr>
       <w:r>
-        <w:t>Вчитель: _______________________ /____________________/</w:t>
+        <w:t>Вчитель: _______________________ /{teacher}</w:t>
       </w:r>
     </w:p>
     <w:p>

--- a/chronos/public/ktp-sem1.docx
+++ b/chronos/public/ktp-sem1.docx
@@ -109,7 +109,7 @@
           <w:sz w:val="22"/>
           <w:szCs w:val="22"/>
         </w:rPr>
-        <w:t>на {yearStart} / {yearEnd} навчальний рік</w:t>
+        <w:t>на {yearStart} / {yearEnd} навчальний рік. {semester}</w:t>
       </w:r>
     </w:p>
     <w:p>
@@ -161,7 +161,7 @@
           <w:sz w:val="22"/>
           <w:szCs w:val="22"/>
         </w:rPr>
-        <w:t>Кількість годин на тиждень / на рік: _____________________________________________</w:t>
+        <w:t>Кількість годин на тиждень: {hoursPerWeek} годин, на рік: {hoursPerYear} годин.</w:t>
       </w:r>
     </w:p>
     <w:p>

--- a/chronos/public/ktp-sem1.docx
+++ b/chronos/public/ktp-sem1.docx
@@ -230,6 +230,7 @@
     <w:tbl>
       <w:tblPr>
         <w:tblW w:w="14740" w:type="dxa"/>
+        <w:tblLayout w:type="fixed"/>
         <w:tblBorders>
           <w:top w:val="single" w:sz="4" w:space="0" w:color="auto"/>
           <w:left w:val="single" w:sz="4" w:space="0" w:color="auto"/>
@@ -444,7 +445,7 @@
           </w:tcPr>
           <w:p>
             <w:pPr>
-              <w:jc w:val="center"/>
+              <w:jc w:val="right"/>
             </w:pPr>
             <w:r>
               <w:t xml:space="preserve"> </w:t>

--- a/chronos/public/ktp-sem1.docx
+++ b/chronos/public/ktp-sem1.docx
@@ -459,7 +459,7 @@
           </w:tcPr>
           <w:p>
             <w:pPr>
-              <w:jc w:val="center"/>
+              <w:jc w:val="left"/>
             </w:pPr>
             <w:r>
               <w:t>{hours}</w:t>

--- a/chronos/public/ktp-sem1.docx
+++ b/chronos/public/ktp-sem1.docx
@@ -445,7 +445,7 @@
           </w:tcPr>
           <w:p>
             <w:pPr>
-              <w:jc w:val="right"/>
+              <w:jc w:val="left"/>
             </w:pPr>
             <w:r>
               <w:t xml:space="preserve"> </w:t>
@@ -459,7 +459,7 @@
           </w:tcPr>
           <w:p>
             <w:pPr>
-              <w:jc w:val="left"/>
+              <w:jc w:val="center"/>
             </w:pPr>
             <w:r>
               <w:t>{hours}</w:t>
